--- a/typeScriptPlaywright/docs/6. Playwright Page Objects.docx
+++ b/typeScriptPlaywright/docs/6. Playwright Page Objects.docx
@@ -643,7 +643,123 @@
       </w:r>
     </w:p>
     <w:p>
+      <w:r>
+        <w:rPr>
+          <w:noProof/>
+        </w:rPr>
+        <w:lastRenderedPageBreak/>
+        <w:drawing>
+          <wp:inline distT="0" distB="0" distL="0" distR="0" wp14:anchorId="5A23E566" wp14:editId="6ACF3DC7">
+            <wp:extent cx="5943600" cy="3273425"/>
+            <wp:effectExtent l="76200" t="76200" r="133350" b="136525"/>
+            <wp:docPr id="4" name="Picture 4"/>
+            <wp:cNvGraphicFramePr>
+              <a:graphicFrameLocks xmlns:a="http://schemas.openxmlformats.org/drawingml/2006/main" noChangeAspect="1"/>
+            </wp:cNvGraphicFramePr>
+            <a:graphic xmlns:a="http://schemas.openxmlformats.org/drawingml/2006/main">
+              <a:graphicData uri="http://schemas.openxmlformats.org/drawingml/2006/picture">
+                <pic:pic xmlns:pic="http://schemas.openxmlformats.org/drawingml/2006/picture">
+                  <pic:nvPicPr>
+                    <pic:cNvPr id="0" name=""/>
+                    <pic:cNvPicPr/>
+                  </pic:nvPicPr>
+                  <pic:blipFill>
+                    <a:blip r:embed="rId15"/>
+                    <a:stretch>
+                      <a:fillRect/>
+                    </a:stretch>
+                  </pic:blipFill>
+                  <pic:spPr>
+                    <a:xfrm>
+                      <a:off x="0" y="0"/>
+                      <a:ext cx="5943600" cy="3273425"/>
+                    </a:xfrm>
+                    <a:prstGeom prst="rect">
+                      <a:avLst/>
+                    </a:prstGeom>
+                    <a:ln w="38100" cap="sq">
+                      <a:solidFill>
+                        <a:srgbClr val="000000"/>
+                      </a:solidFill>
+                      <a:prstDash val="solid"/>
+                      <a:miter lim="800000"/>
+                    </a:ln>
+                    <a:effectLst>
+                      <a:outerShdw blurRad="50800" dist="38100" dir="2700000" algn="tl" rotWithShape="0">
+                        <a:srgbClr val="000000">
+                          <a:alpha val="43000"/>
+                        </a:srgbClr>
+                      </a:outerShdw>
+                    </a:effectLst>
+                  </pic:spPr>
+                </pic:pic>
+              </a:graphicData>
+            </a:graphic>
+          </wp:inline>
+        </w:drawing>
+      </w:r>
+    </w:p>
+    <w:p>
+      <w:r>
+        <w:t>Next we will create a test file.</w:t>
+      </w:r>
+    </w:p>
+    <w:p>
       <w:bookmarkStart w:id="0" w:name="_GoBack"/>
+      <w:r>
+        <w:rPr>
+          <w:noProof/>
+        </w:rPr>
+        <w:drawing>
+          <wp:inline distT="0" distB="0" distL="0" distR="0" wp14:anchorId="17B0B780" wp14:editId="4E7A2CCA">
+            <wp:extent cx="5943600" cy="3890645"/>
+            <wp:effectExtent l="76200" t="76200" r="133350" b="128905"/>
+            <wp:docPr id="5" name="Picture 5"/>
+            <wp:cNvGraphicFramePr>
+              <a:graphicFrameLocks xmlns:a="http://schemas.openxmlformats.org/drawingml/2006/main" noChangeAspect="1"/>
+            </wp:cNvGraphicFramePr>
+            <a:graphic xmlns:a="http://schemas.openxmlformats.org/drawingml/2006/main">
+              <a:graphicData uri="http://schemas.openxmlformats.org/drawingml/2006/picture">
+                <pic:pic xmlns:pic="http://schemas.openxmlformats.org/drawingml/2006/picture">
+                  <pic:nvPicPr>
+                    <pic:cNvPr id="0" name=""/>
+                    <pic:cNvPicPr/>
+                  </pic:nvPicPr>
+                  <pic:blipFill>
+                    <a:blip r:embed="rId16"/>
+                    <a:stretch>
+                      <a:fillRect/>
+                    </a:stretch>
+                  </pic:blipFill>
+                  <pic:spPr>
+                    <a:xfrm>
+                      <a:off x="0" y="0"/>
+                      <a:ext cx="5943600" cy="3890645"/>
+                    </a:xfrm>
+                    <a:prstGeom prst="rect">
+                      <a:avLst/>
+                    </a:prstGeom>
+                    <a:ln w="38100" cap="sq">
+                      <a:solidFill>
+                        <a:srgbClr val="000000"/>
+                      </a:solidFill>
+                      <a:prstDash val="solid"/>
+                      <a:miter lim="800000"/>
+                    </a:ln>
+                    <a:effectLst>
+                      <a:outerShdw blurRad="50800" dist="38100" dir="2700000" algn="tl" rotWithShape="0">
+                        <a:srgbClr val="000000">
+                          <a:alpha val="43000"/>
+                        </a:srgbClr>
+                      </a:outerShdw>
+                    </a:effectLst>
+                  </pic:spPr>
+                </pic:pic>
+              </a:graphicData>
+            </a:graphic>
+          </wp:inline>
+        </w:drawing>
+      </w:r>
       <w:bookmarkEnd w:id="0"/>
     </w:p>
     <w:p/>

--- a/typeScriptPlaywright/docs/6. Playwright Page Objects.docx
+++ b/typeScriptPlaywright/docs/6. Playwright Page Objects.docx
@@ -3,22 +3,66 @@
 <w:document xmlns:wpc="http://schemas.microsoft.com/office/word/2010/wordprocessingCanvas" xmlns:mc="http://schemas.openxmlformats.org/markup-compatibility/2006" xmlns:o="urn:schemas-microsoft-com:office:office" xmlns:r="http://schemas.openxmlformats.org/officeDocument/2006/relationships" xmlns:m="http://schemas.openxmlformats.org/officeDocument/2006/math" xmlns:v="urn:schemas-microsoft-com:vml" xmlns:wp14="http://schemas.microsoft.com/office/word/2010/wordprocessingDrawing" xmlns:wp="http://schemas.openxmlformats.org/drawingml/2006/wordprocessingDrawing" xmlns:w10="urn:schemas-microsoft-com:office:word" xmlns:w="http://schemas.openxmlformats.org/wordprocessingml/2006/main" xmlns:w14="http://schemas.microsoft.com/office/word/2010/wordml" xmlns:wpg="http://schemas.microsoft.com/office/word/2010/wordprocessingGroup" xmlns:wpi="http://schemas.microsoft.com/office/word/2010/wordprocessingInk" xmlns:wne="http://schemas.microsoft.com/office/word/2006/wordml" xmlns:wps="http://schemas.microsoft.com/office/word/2010/wordprocessingShape" mc:Ignorable="w14 wp14">
   <w:body>
     <w:p>
-      <w:r>
+      <w:pPr>
+        <w:rPr>
+          <w:rFonts w:ascii="Century" w:hAnsi="Century"/>
+        </w:rPr>
+      </w:pPr>
+      <w:r>
+        <w:rPr>
+          <w:rFonts w:ascii="Century" w:hAnsi="Century"/>
+          <w:sz w:val="28"/>
+          <w:szCs w:val="28"/>
+          <w:highlight w:val="yellow"/>
+        </w:rPr>
+        <w:t>Adding dependencies and designing the page object</w:t>
+      </w:r>
+      <w:r>
+        <w:rPr>
+          <w:rFonts w:ascii="Century" w:hAnsi="Century"/>
+        </w:rPr>
+        <w:t>:</w:t>
+      </w:r>
+    </w:p>
+    <w:p>
+      <w:pPr>
+        <w:rPr>
+          <w:rFonts w:ascii="Century" w:hAnsi="Century"/>
+        </w:rPr>
+      </w:pPr>
+      <w:r>
+        <w:rPr>
+          <w:rFonts w:ascii="Century" w:hAnsi="Century"/>
+        </w:rPr>
         <w:t>First we will create a new project.</w:t>
       </w:r>
     </w:p>
     <w:p>
-      <w:r>
+      <w:pPr>
+        <w:rPr>
+          <w:rFonts w:ascii="Century" w:hAnsi="Century"/>
+        </w:rPr>
+      </w:pPr>
+      <w:r>
+        <w:rPr>
+          <w:rFonts w:ascii="Century" w:hAnsi="Century"/>
+        </w:rPr>
         <w:t>First we will import all the playwright dependencies.</w:t>
       </w:r>
     </w:p>
     <w:p>
-      <w:r>
-        <w:rPr>
+      <w:pPr>
+        <w:rPr>
+          <w:rFonts w:ascii="Century" w:hAnsi="Century"/>
+        </w:rPr>
+      </w:pPr>
+      <w:r>
+        <w:rPr>
+          <w:rFonts w:ascii="Century" w:hAnsi="Century"/>
           <w:noProof/>
         </w:rPr>
         <w:drawing>
-          <wp:inline distT="0" distB="0" distL="0" distR="0" wp14:anchorId="55CD0C53" wp14:editId="68690F10">
+          <wp:inline distT="0" distB="0" distL="0" distR="0" wp14:anchorId="2C9A600F" wp14:editId="3963E356">
             <wp:extent cx="5939237" cy="468172"/>
             <wp:effectExtent l="76200" t="76200" r="137795" b="141605"/>
             <wp:docPr id="1" name="Picture 1"/>
@@ -75,17 +119,31 @@
       </w:r>
     </w:p>
     <w:p>
-      <w:r>
+      <w:pPr>
+        <w:rPr>
+          <w:rFonts w:ascii="Century" w:hAnsi="Century"/>
+        </w:rPr>
+      </w:pPr>
+      <w:r>
+        <w:rPr>
+          <w:rFonts w:ascii="Century" w:hAnsi="Century"/>
+        </w:rPr>
         <w:t>We will add allure report as well.</w:t>
       </w:r>
     </w:p>
     <w:p>
-      <w:r>
-        <w:rPr>
+      <w:pPr>
+        <w:rPr>
+          <w:rFonts w:ascii="Century" w:hAnsi="Century"/>
+        </w:rPr>
+      </w:pPr>
+      <w:r>
+        <w:rPr>
+          <w:rFonts w:ascii="Century" w:hAnsi="Century"/>
           <w:noProof/>
         </w:rPr>
         <w:drawing>
-          <wp:inline distT="0" distB="0" distL="0" distR="0" wp14:anchorId="28A6ACD9" wp14:editId="30BE2062">
+          <wp:inline distT="0" distB="0" distL="0" distR="0" wp14:anchorId="48152372" wp14:editId="6DFDB802">
             <wp:extent cx="5935503" cy="526694"/>
             <wp:effectExtent l="76200" t="76200" r="122555" b="140335"/>
             <wp:docPr id="2" name="Picture 2"/>
@@ -142,25 +200,45 @@
       </w:r>
     </w:p>
     <w:p>
-      <w:r>
+      <w:pPr>
+        <w:rPr>
+          <w:rFonts w:ascii="Century" w:hAnsi="Century"/>
+        </w:rPr>
+      </w:pPr>
+      <w:r>
+        <w:rPr>
+          <w:rFonts w:ascii="Century" w:hAnsi="Century"/>
+        </w:rPr>
         <w:t xml:space="preserve">In the </w:t>
       </w:r>
       <w:proofErr w:type="spellStart"/>
       <w:r>
+        <w:rPr>
+          <w:rFonts w:ascii="Century" w:hAnsi="Century"/>
+        </w:rPr>
         <w:t>config</w:t>
       </w:r>
       <w:proofErr w:type="spellEnd"/>
       <w:r>
+        <w:rPr>
+          <w:rFonts w:ascii="Century" w:hAnsi="Century"/>
+        </w:rPr>
         <w:t xml:space="preserve"> file we will add allure playwright.</w:t>
       </w:r>
     </w:p>
     <w:p>
-      <w:r>
-        <w:rPr>
+      <w:pPr>
+        <w:rPr>
+          <w:rFonts w:ascii="Century" w:hAnsi="Century"/>
+        </w:rPr>
+      </w:pPr>
+      <w:r>
+        <w:rPr>
+          <w:rFonts w:ascii="Century" w:hAnsi="Century"/>
           <w:noProof/>
         </w:rPr>
         <w:drawing>
-          <wp:inline distT="0" distB="0" distL="0" distR="0" wp14:anchorId="65DCC8E5" wp14:editId="2E7C811B">
+          <wp:inline distT="0" distB="0" distL="0" distR="0" wp14:anchorId="39891EA3" wp14:editId="5C691B12">
             <wp:extent cx="5943600" cy="2115185"/>
             <wp:effectExtent l="76200" t="76200" r="133350" b="132715"/>
             <wp:docPr id="3" name="Picture 3"/>
@@ -211,25 +289,46 @@
       </w:r>
     </w:p>
     <w:p>
-      <w:r>
+      <w:pPr>
+        <w:rPr>
+          <w:rFonts w:ascii="Century" w:hAnsi="Century"/>
+        </w:rPr>
+      </w:pPr>
+      <w:r>
+        <w:rPr>
+          <w:rFonts w:ascii="Century" w:hAnsi="Century"/>
+        </w:rPr>
         <w:t xml:space="preserve">We will also make the following changes in the </w:t>
       </w:r>
       <w:proofErr w:type="spellStart"/>
       <w:r>
+        <w:rPr>
+          <w:rFonts w:ascii="Century" w:hAnsi="Century"/>
+        </w:rPr>
         <w:t>config</w:t>
       </w:r>
       <w:proofErr w:type="spellEnd"/>
       <w:r>
+        <w:rPr>
+          <w:rFonts w:ascii="Century" w:hAnsi="Century"/>
+        </w:rPr>
         <w:t xml:space="preserve"> file.</w:t>
       </w:r>
     </w:p>
     <w:p>
-      <w:r>
-        <w:rPr>
+      <w:pPr>
+        <w:rPr>
+          <w:rFonts w:ascii="Century" w:hAnsi="Century"/>
+        </w:rPr>
+      </w:pPr>
+      <w:r>
+        <w:rPr>
+          <w:rFonts w:ascii="Century" w:hAnsi="Century"/>
           <w:noProof/>
         </w:rPr>
+        <w:lastRenderedPageBreak/>
         <w:drawing>
-          <wp:inline distT="0" distB="0" distL="0" distR="0" wp14:anchorId="136D0B5C" wp14:editId="4C926F37">
+          <wp:inline distT="0" distB="0" distL="0" distR="0" wp14:anchorId="474062CC" wp14:editId="0C1AFD1C">
             <wp:extent cx="5943600" cy="1844675"/>
             <wp:effectExtent l="76200" t="76200" r="133350" b="136525"/>
             <wp:docPr id="6" name="Picture 6"/>
@@ -280,26 +379,45 @@
       </w:r>
     </w:p>
     <w:p>
-      <w:r>
+      <w:pPr>
+        <w:rPr>
+          <w:rFonts w:ascii="Century" w:hAnsi="Century"/>
+        </w:rPr>
+      </w:pPr>
+      <w:r>
+        <w:rPr>
+          <w:rFonts w:ascii="Century" w:hAnsi="Century"/>
+        </w:rPr>
         <w:t xml:space="preserve">We can comment out </w:t>
       </w:r>
       <w:proofErr w:type="spellStart"/>
       <w:r>
+        <w:rPr>
+          <w:rFonts w:ascii="Century" w:hAnsi="Century"/>
+        </w:rPr>
         <w:t>webkit</w:t>
       </w:r>
       <w:proofErr w:type="spellEnd"/>
       <w:r>
+        <w:rPr>
+          <w:rFonts w:ascii="Century" w:hAnsi="Century"/>
+        </w:rPr>
         <w:t xml:space="preserve"> since we are on windows.</w:t>
       </w:r>
     </w:p>
     <w:p>
-      <w:r>
-        <w:rPr>
+      <w:pPr>
+        <w:rPr>
+          <w:rFonts w:ascii="Century" w:hAnsi="Century"/>
+        </w:rPr>
+      </w:pPr>
+      <w:r>
+        <w:rPr>
+          <w:rFonts w:ascii="Century" w:hAnsi="Century"/>
           <w:noProof/>
         </w:rPr>
-        <w:lastRenderedPageBreak/>
         <w:drawing>
-          <wp:inline distT="0" distB="0" distL="0" distR="0" wp14:anchorId="0C282314" wp14:editId="0D9DDB78">
+          <wp:inline distT="0" distB="0" distL="0" distR="0" wp14:anchorId="026CDC37" wp14:editId="2548D092">
             <wp:extent cx="3619500" cy="3095625"/>
             <wp:effectExtent l="76200" t="76200" r="133350" b="142875"/>
             <wp:docPr id="7" name="Picture 7"/>
@@ -350,17 +468,31 @@
       </w:r>
     </w:p>
     <w:p>
-      <w:r>
+      <w:pPr>
+        <w:rPr>
+          <w:rFonts w:ascii="Century" w:hAnsi="Century"/>
+        </w:rPr>
+      </w:pPr>
+      <w:r>
+        <w:rPr>
+          <w:rFonts w:ascii="Century" w:hAnsi="Century"/>
+        </w:rPr>
         <w:t>We will also add a timeout of 15000.</w:t>
       </w:r>
     </w:p>
     <w:p>
-      <w:r>
-        <w:rPr>
+      <w:pPr>
+        <w:rPr>
+          <w:rFonts w:ascii="Century" w:hAnsi="Century"/>
+        </w:rPr>
+      </w:pPr>
+      <w:r>
+        <w:rPr>
+          <w:rFonts w:ascii="Century" w:hAnsi="Century"/>
           <w:noProof/>
         </w:rPr>
         <w:drawing>
-          <wp:inline distT="0" distB="0" distL="0" distR="0" wp14:anchorId="364123BC" wp14:editId="5E1AAAE7">
+          <wp:inline distT="0" distB="0" distL="0" distR="0" wp14:anchorId="7576396B" wp14:editId="5385C08C">
             <wp:extent cx="3295650" cy="409575"/>
             <wp:effectExtent l="76200" t="76200" r="133350" b="142875"/>
             <wp:docPr id="9" name="Picture 9"/>
@@ -411,25 +543,46 @@
       </w:r>
     </w:p>
     <w:p>
-      <w:r>
+      <w:pPr>
+        <w:rPr>
+          <w:rFonts w:ascii="Century" w:hAnsi="Century"/>
+        </w:rPr>
+      </w:pPr>
+      <w:r>
+        <w:rPr>
+          <w:rFonts w:ascii="Century" w:hAnsi="Century"/>
+        </w:rPr>
         <w:t xml:space="preserve">We will add 2 folders for pages and </w:t>
       </w:r>
       <w:proofErr w:type="spellStart"/>
       <w:r>
+        <w:rPr>
+          <w:rFonts w:ascii="Century" w:hAnsi="Century"/>
+        </w:rPr>
         <w:t>utils</w:t>
       </w:r>
       <w:proofErr w:type="spellEnd"/>
       <w:r>
+        <w:rPr>
+          <w:rFonts w:ascii="Century" w:hAnsi="Century"/>
+        </w:rPr>
         <w:t>.</w:t>
       </w:r>
     </w:p>
     <w:p>
-      <w:r>
-        <w:rPr>
+      <w:pPr>
+        <w:rPr>
+          <w:rFonts w:ascii="Century" w:hAnsi="Century"/>
+        </w:rPr>
+      </w:pPr>
+      <w:r>
+        <w:rPr>
+          <w:rFonts w:ascii="Century" w:hAnsi="Century"/>
           <w:noProof/>
         </w:rPr>
+        <w:lastRenderedPageBreak/>
         <w:drawing>
-          <wp:inline distT="0" distB="0" distL="0" distR="0" wp14:anchorId="3F51D89D" wp14:editId="41EFC4B8">
+          <wp:inline distT="0" distB="0" distL="0" distR="0" wp14:anchorId="4D388C4E" wp14:editId="0D6B7730">
             <wp:extent cx="2590800" cy="1981200"/>
             <wp:effectExtent l="76200" t="76200" r="133350" b="133350"/>
             <wp:docPr id="10" name="Picture 10"/>
@@ -480,41 +633,66 @@
       </w:r>
     </w:p>
     <w:p>
-      <w:r>
+      <w:pPr>
+        <w:rPr>
+          <w:rFonts w:ascii="Century" w:hAnsi="Century"/>
+        </w:rPr>
+      </w:pPr>
+      <w:r>
+        <w:rPr>
+          <w:rFonts w:ascii="Century" w:hAnsi="Century"/>
+        </w:rPr>
         <w:t xml:space="preserve">We will be automating </w:t>
       </w:r>
       <w:hyperlink r:id="rId12" w:history="1">
         <w:r>
           <w:rPr>
             <w:rStyle w:val="Hyperlink"/>
+            <w:rFonts w:ascii="Century" w:hAnsi="Century"/>
           </w:rPr>
-          <w:t>https://www.carwale.com/</w:t>
+          <w:t>https://www.copart.com/</w:t>
         </w:r>
       </w:hyperlink>
     </w:p>
     <w:p>
-      <w:r>
+      <w:pPr>
+        <w:rPr>
+          <w:rFonts w:ascii="Century" w:hAnsi="Century"/>
+        </w:rPr>
+      </w:pPr>
+      <w:r>
+        <w:rPr>
+          <w:rFonts w:ascii="Century" w:hAnsi="Century"/>
+        </w:rPr>
         <w:t xml:space="preserve">We will be adding the following in the base </w:t>
       </w:r>
       <w:proofErr w:type="spellStart"/>
       <w:proofErr w:type="gramStart"/>
       <w:r>
+        <w:rPr>
+          <w:rFonts w:ascii="Century" w:hAnsi="Century"/>
+        </w:rPr>
         <w:t>url</w:t>
       </w:r>
       <w:proofErr w:type="spellEnd"/>
       <w:proofErr w:type="gramEnd"/>
     </w:p>
     <w:p>
-      <w:r>
-        <w:rPr>
+      <w:pPr>
+        <w:rPr>
+          <w:rFonts w:ascii="Century" w:hAnsi="Century"/>
+        </w:rPr>
+      </w:pPr>
+      <w:r>
+        <w:rPr>
+          <w:rFonts w:ascii="Century" w:hAnsi="Century"/>
           <w:noProof/>
         </w:rPr>
-        <w:lastRenderedPageBreak/>
         <w:drawing>
-          <wp:inline distT="0" distB="0" distL="0" distR="0" wp14:anchorId="02E7412D" wp14:editId="54D98E9A">
-            <wp:extent cx="3248025" cy="2286000"/>
-            <wp:effectExtent l="76200" t="76200" r="142875" b="133350"/>
-            <wp:docPr id="11" name="Picture 11"/>
+          <wp:inline distT="0" distB="0" distL="0" distR="0" wp14:anchorId="6EC820A9" wp14:editId="0E99E464">
+            <wp:extent cx="5943600" cy="1798955"/>
+            <wp:effectExtent l="76200" t="76200" r="133350" b="125095"/>
+            <wp:docPr id="8" name="Picture 8"/>
             <wp:cNvGraphicFramePr>
               <a:graphicFrameLocks xmlns:a="http://schemas.openxmlformats.org/drawingml/2006/main" noChangeAspect="1"/>
             </wp:cNvGraphicFramePr>
@@ -534,7 +712,7 @@
                   <pic:spPr>
                     <a:xfrm>
                       <a:off x="0" y="0"/>
-                      <a:ext cx="3248025" cy="2286000"/>
+                      <a:ext cx="5943600" cy="1798955"/>
                     </a:xfrm>
                     <a:prstGeom prst="rect">
                       <a:avLst/>
@@ -562,37 +740,91 @@
       </w:r>
     </w:p>
     <w:p>
-      <w:r>
-        <w:t>Here we will follow the page object model. This means for every page we will create once class file.</w:t>
-      </w:r>
-    </w:p>
-    <w:p>
-      <w:r>
+      <w:pPr>
+        <w:rPr>
+          <w:rFonts w:ascii="Century" w:hAnsi="Century"/>
+        </w:rPr>
+      </w:pPr>
+      <w:r>
+        <w:rPr>
+          <w:rFonts w:ascii="Century" w:hAnsi="Century"/>
+        </w:rPr>
+        <w:t>Here we will follow the page object model. This means f</w:t>
+      </w:r>
+      <w:r>
+        <w:rPr>
+          <w:rFonts w:ascii="Century" w:hAnsi="Century"/>
+        </w:rPr>
+        <w:t>or every page we will create on</w:t>
+      </w:r>
+      <w:r>
+        <w:rPr>
+          <w:rFonts w:ascii="Century" w:hAnsi="Century"/>
+        </w:rPr>
+        <w:t>e class file.</w:t>
+      </w:r>
+    </w:p>
+    <w:p>
+      <w:pPr>
+        <w:rPr>
+          <w:rFonts w:ascii="Century" w:hAnsi="Century"/>
+        </w:rPr>
+      </w:pPr>
+      <w:r>
+        <w:rPr>
+          <w:rFonts w:ascii="Century" w:hAnsi="Century"/>
+        </w:rPr>
         <w:t>Instead of implementing the business logic in the test cases we will write the same in page object. This will also reduce script maintenance.</w:t>
       </w:r>
     </w:p>
     <w:p>
-      <w:r>
+      <w:pPr>
+        <w:rPr>
+          <w:rFonts w:ascii="Century" w:hAnsi="Century"/>
+        </w:rPr>
+      </w:pPr>
+      <w:r>
+        <w:rPr>
+          <w:rFonts w:ascii="Century" w:hAnsi="Century"/>
+        </w:rPr>
         <w:t>If there are multiple functionalities in a single page all of them will come under one class.</w:t>
       </w:r>
     </w:p>
     <w:p>
-      <w:r>
+      <w:pPr>
+        <w:rPr>
+          <w:rFonts w:ascii="Century" w:hAnsi="Century"/>
+        </w:rPr>
+      </w:pPr>
+      <w:r>
+        <w:rPr>
+          <w:rFonts w:ascii="Century" w:hAnsi="Century"/>
+        </w:rPr>
         <w:t xml:space="preserve">For this we will create a new file under pages called </w:t>
       </w:r>
       <w:proofErr w:type="spellStart"/>
       <w:r>
+        <w:rPr>
+          <w:rFonts w:ascii="Century" w:hAnsi="Century"/>
+        </w:rPr>
         <w:t>HomePage.ts</w:t>
       </w:r>
       <w:proofErr w:type="spellEnd"/>
     </w:p>
     <w:p>
-      <w:r>
-        <w:rPr>
+      <w:pPr>
+        <w:rPr>
+          <w:rFonts w:ascii="Century" w:hAnsi="Century"/>
+        </w:rPr>
+      </w:pPr>
+      <w:r>
+        <w:rPr>
+          <w:rFonts w:ascii="Century" w:hAnsi="Century"/>
           <w:noProof/>
         </w:rPr>
+        <w:lastRenderedPageBreak/>
         <w:drawing>
-          <wp:inline distT="0" distB="0" distL="0" distR="0" wp14:anchorId="72DF4EFA" wp14:editId="37A9EB84">
+          <wp:inline distT="0" distB="0" distL="0" distR="0" wp14:anchorId="40DB8082" wp14:editId="3FDDCD33">
             <wp:extent cx="2600325" cy="2219325"/>
             <wp:effectExtent l="76200" t="76200" r="142875" b="142875"/>
             <wp:docPr id="12" name="Picture 12"/>
@@ -643,16 +875,28 @@
       </w:r>
     </w:p>
     <w:p>
-      <w:r>
-        <w:rPr>
+      <w:pPr>
+        <w:rPr>
+          <w:rFonts w:ascii="Century" w:hAnsi="Century"/>
+        </w:rPr>
+      </w:pPr>
+    </w:p>
+    <w:p>
+      <w:pPr>
+        <w:rPr>
+          <w:rFonts w:ascii="Century" w:hAnsi="Century"/>
+        </w:rPr>
+      </w:pPr>
+      <w:r>
+        <w:rPr>
+          <w:rFonts w:ascii="Century" w:hAnsi="Century"/>
           <w:noProof/>
         </w:rPr>
-        <w:lastRenderedPageBreak/>
         <w:drawing>
-          <wp:inline distT="0" distB="0" distL="0" distR="0" wp14:anchorId="5A23E566" wp14:editId="6ACF3DC7">
-            <wp:extent cx="5943600" cy="3273425"/>
-            <wp:effectExtent l="76200" t="76200" r="133350" b="136525"/>
-            <wp:docPr id="4" name="Picture 4"/>
+          <wp:inline distT="0" distB="0" distL="0" distR="0" wp14:anchorId="3B15EC6D" wp14:editId="531BF5B3">
+            <wp:extent cx="4528109" cy="2855162"/>
+            <wp:effectExtent l="76200" t="76200" r="139700" b="135890"/>
+            <wp:docPr id="13" name="Picture 13"/>
             <wp:cNvGraphicFramePr>
               <a:graphicFrameLocks xmlns:a="http://schemas.openxmlformats.org/drawingml/2006/main" noChangeAspect="1"/>
             </wp:cNvGraphicFramePr>
@@ -672,7 +916,7 @@
                   <pic:spPr>
                     <a:xfrm>
                       <a:off x="0" y="0"/>
-                      <a:ext cx="5943600" cy="3273425"/>
+                      <a:ext cx="4527930" cy="2855049"/>
                     </a:xfrm>
                     <a:prstGeom prst="rect">
                       <a:avLst/>
@@ -700,18 +944,135 @@
       </w:r>
     </w:p>
     <w:p>
-      <w:r>
+      <w:pPr>
+        <w:rPr>
+          <w:rFonts w:ascii="Century" w:hAnsi="Century"/>
+        </w:rPr>
+      </w:pPr>
+      <w:r>
+        <w:rPr>
+          <w:rFonts w:ascii="Century" w:hAnsi="Century"/>
+        </w:rPr>
         <w:t>Next we will create a test file.</w:t>
       </w:r>
     </w:p>
     <w:p>
-      <w:bookmarkStart w:id="0" w:name="_GoBack"/>
-      <w:r>
-        <w:rPr>
+      <w:pPr>
+        <w:rPr>
+          <w:rFonts w:ascii="Century" w:hAnsi="Century"/>
+        </w:rPr>
+      </w:pPr>
+      <w:proofErr w:type="spellStart"/>
+      <w:r>
+        <w:rPr>
+          <w:rFonts w:ascii="Century" w:hAnsi="Century"/>
+        </w:rPr>
+        <w:t>test.describe</w:t>
+      </w:r>
+      <w:proofErr w:type="spellEnd"/>
+      <w:r>
+        <w:rPr>
+          <w:rFonts w:ascii="Century" w:hAnsi="Century"/>
+        </w:rPr>
+        <w:t xml:space="preserve"> =&gt; It is a like a test suite which contains a group of related test.</w:t>
+      </w:r>
+    </w:p>
+    <w:p>
+      <w:pPr>
+        <w:rPr>
+          <w:rFonts w:ascii="Century" w:hAnsi="Century"/>
+        </w:rPr>
+      </w:pPr>
+      <w:proofErr w:type="gramStart"/>
+      <w:r>
+        <w:rPr>
+          <w:rFonts w:ascii="Century" w:hAnsi="Century"/>
+        </w:rPr>
+        <w:t>test</w:t>
+      </w:r>
+      <w:proofErr w:type="gramEnd"/>
+      <w:r>
+        <w:rPr>
+          <w:rFonts w:ascii="Century" w:hAnsi="Century"/>
+        </w:rPr>
+        <w:t xml:space="preserve"> =&gt; </w:t>
+      </w:r>
+      <w:r>
+        <w:rPr>
+          <w:rFonts w:ascii="Century" w:hAnsi="Century"/>
+        </w:rPr>
+        <w:t>We will write individual test cases.</w:t>
+      </w:r>
+    </w:p>
+    <w:p>
+      <w:pPr>
+        <w:rPr>
+          <w:rFonts w:ascii="Century" w:hAnsi="Century"/>
+        </w:rPr>
+      </w:pPr>
+      <w:proofErr w:type="spellStart"/>
+      <w:r>
+        <w:rPr>
+          <w:rFonts w:ascii="Century" w:hAnsi="Century"/>
+        </w:rPr>
+        <w:t>test.before</w:t>
+      </w:r>
+      <w:proofErr w:type="spellEnd"/>
+      <w:r>
+        <w:rPr>
+          <w:rFonts w:ascii="Century" w:hAnsi="Century"/>
+        </w:rPr>
+        <w:t xml:space="preserve"> =&gt; </w:t>
+      </w:r>
+      <w:proofErr w:type="gramStart"/>
+      <w:r>
+        <w:rPr>
+          <w:rFonts w:ascii="Century" w:hAnsi="Century"/>
+        </w:rPr>
+        <w:t>Before</w:t>
+      </w:r>
+      <w:proofErr w:type="gramEnd"/>
+      <w:r>
+        <w:rPr>
+          <w:rFonts w:ascii="Century" w:hAnsi="Century"/>
+        </w:rPr>
+        <w:t xml:space="preserve"> every test case we need to navigate to the home page. Before </w:t>
+      </w:r>
+      <w:proofErr w:type="gramStart"/>
+      <w:r>
+        <w:rPr>
+          <w:rFonts w:ascii="Century" w:hAnsi="Century"/>
+        </w:rPr>
+        <w:t>Each</w:t>
+      </w:r>
+      <w:proofErr w:type="gramEnd"/>
+      <w:r>
+        <w:rPr>
+          <w:rFonts w:ascii="Century" w:hAnsi="Century"/>
+        </w:rPr>
+        <w:t xml:space="preserve"> hook is executed before every test case gets executed.</w:t>
+      </w:r>
+      <w:r>
+        <w:rPr>
+          <w:rFonts w:ascii="Century" w:hAnsi="Century"/>
+        </w:rPr>
+        <w:t xml:space="preserve"> Here we are creating an object of the home page and then navigating to the home page.</w:t>
+      </w:r>
+    </w:p>
+    <w:p>
+      <w:pPr>
+        <w:rPr>
+          <w:rFonts w:ascii="Century" w:hAnsi="Century"/>
+        </w:rPr>
+      </w:pPr>
+      <w:r>
+        <w:rPr>
+          <w:rFonts w:ascii="Century" w:hAnsi="Century"/>
           <w:noProof/>
         </w:rPr>
+        <w:lastRenderedPageBreak/>
         <w:drawing>
-          <wp:inline distT="0" distB="0" distL="0" distR="0" wp14:anchorId="17B0B780" wp14:editId="4E7A2CCA">
+          <wp:inline distT="0" distB="0" distL="0" distR="0" wp14:anchorId="72ADC7A4" wp14:editId="0FD0C2D6">
             <wp:extent cx="5943600" cy="3890645"/>
             <wp:effectExtent l="76200" t="76200" r="133350" b="128905"/>
             <wp:docPr id="5" name="Picture 5"/>
@@ -760,13 +1121,567 @@
           </wp:inline>
         </w:drawing>
       </w:r>
+    </w:p>
+    <w:p>
+      <w:pPr>
+        <w:rPr>
+          <w:rFonts w:ascii="Century" w:hAnsi="Century"/>
+        </w:rPr>
+      </w:pPr>
+      <w:r>
+        <w:rPr>
+          <w:rFonts w:ascii="Century" w:hAnsi="Century"/>
+          <w:sz w:val="28"/>
+          <w:szCs w:val="28"/>
+          <w:highlight w:val="yellow"/>
+        </w:rPr>
+        <w:t>Adding keyword driver approach</w:t>
+      </w:r>
+      <w:r>
+        <w:rPr>
+          <w:rFonts w:ascii="Century" w:hAnsi="Century"/>
+        </w:rPr>
+        <w:t>:</w:t>
+      </w:r>
+    </w:p>
+    <w:p>
+      <w:pPr>
+        <w:rPr>
+          <w:rFonts w:ascii="Century" w:hAnsi="Century"/>
+        </w:rPr>
+      </w:pPr>
+      <w:r>
+        <w:rPr>
+          <w:rFonts w:ascii="Century" w:hAnsi="Century"/>
+        </w:rPr>
+        <w:t>Here we are going to create separate files for each page in the application. We are going to keep the page elements on the top and below we will write the business logic in the form of different functions.</w:t>
+      </w:r>
+    </w:p>
+    <w:p>
+      <w:pPr>
+        <w:rPr>
+          <w:rFonts w:ascii="Century" w:hAnsi="Century"/>
+        </w:rPr>
+      </w:pPr>
+      <w:r>
+        <w:rPr>
+          <w:rFonts w:ascii="Century" w:hAnsi="Century"/>
+        </w:rPr>
+        <w:t>Moreover we will also design a base page which will contain reusable function.</w:t>
+      </w:r>
+      <w:r>
+        <w:rPr>
+          <w:rFonts w:ascii="Century" w:hAnsi="Century"/>
+        </w:rPr>
+        <w:t xml:space="preserve"> It will contain some common methods.</w:t>
+      </w:r>
+    </w:p>
+    <w:p>
+      <w:pPr>
+        <w:rPr>
+          <w:rFonts w:ascii="Century" w:hAnsi="Century"/>
+        </w:rPr>
+      </w:pPr>
+      <w:r>
+        <w:rPr>
+          <w:noProof/>
+        </w:rPr>
+        <w:lastRenderedPageBreak/>
+        <w:drawing>
+          <wp:inline distT="0" distB="0" distL="0" distR="0" wp14:anchorId="756F2DB8" wp14:editId="55F9C9F5">
+            <wp:extent cx="5574182" cy="7943853"/>
+            <wp:effectExtent l="76200" t="76200" r="140970" b="133350"/>
+            <wp:docPr id="14" name="Picture 14"/>
+            <wp:cNvGraphicFramePr>
+              <a:graphicFrameLocks xmlns:a="http://schemas.openxmlformats.org/drawingml/2006/main" noChangeAspect="1"/>
+            </wp:cNvGraphicFramePr>
+            <a:graphic xmlns:a="http://schemas.openxmlformats.org/drawingml/2006/main">
+              <a:graphicData uri="http://schemas.openxmlformats.org/drawingml/2006/picture">
+                <pic:pic xmlns:pic="http://schemas.openxmlformats.org/drawingml/2006/picture">
+                  <pic:nvPicPr>
+                    <pic:cNvPr id="0" name=""/>
+                    <pic:cNvPicPr/>
+                  </pic:nvPicPr>
+                  <pic:blipFill>
+                    <a:blip r:embed="rId17"/>
+                    <a:stretch>
+                      <a:fillRect/>
+                    </a:stretch>
+                  </pic:blipFill>
+                  <pic:spPr>
+                    <a:xfrm>
+                      <a:off x="0" y="0"/>
+                      <a:ext cx="5570017" cy="7937917"/>
+                    </a:xfrm>
+                    <a:prstGeom prst="rect">
+                      <a:avLst/>
+                    </a:prstGeom>
+                    <a:ln w="38100" cap="sq">
+                      <a:solidFill>
+                        <a:srgbClr val="000000"/>
+                      </a:solidFill>
+                      <a:prstDash val="solid"/>
+                      <a:miter lim="800000"/>
+                    </a:ln>
+                    <a:effectLst>
+                      <a:outerShdw blurRad="50800" dist="38100" dir="2700000" algn="tl" rotWithShape="0">
+                        <a:srgbClr val="000000">
+                          <a:alpha val="43000"/>
+                        </a:srgbClr>
+                      </a:outerShdw>
+                    </a:effectLst>
+                  </pic:spPr>
+                </pic:pic>
+              </a:graphicData>
+            </a:graphic>
+          </wp:inline>
+        </w:drawing>
+      </w:r>
+    </w:p>
+    <w:p>
+      <w:pPr>
+        <w:rPr>
+          <w:rFonts w:ascii="Century" w:hAnsi="Century"/>
+        </w:rPr>
+      </w:pPr>
+      <w:r>
+        <w:rPr>
+          <w:rFonts w:ascii="Century" w:hAnsi="Century"/>
+        </w:rPr>
+        <w:lastRenderedPageBreak/>
+        <w:t>The page classes follow the page factory approach with page elements on the top and business functionalities below.</w:t>
+      </w:r>
+    </w:p>
+    <w:p>
+      <w:pPr>
+        <w:rPr>
+          <w:rFonts w:ascii="Century" w:hAnsi="Century"/>
+        </w:rPr>
+      </w:pPr>
+      <w:r>
+        <w:rPr>
+          <w:noProof/>
+        </w:rPr>
+        <w:drawing>
+          <wp:inline distT="0" distB="0" distL="0" distR="0" wp14:anchorId="4D964454" wp14:editId="550FE33B">
+            <wp:extent cx="5943600" cy="2548255"/>
+            <wp:effectExtent l="76200" t="76200" r="133350" b="137795"/>
+            <wp:docPr id="16" name="Picture 16"/>
+            <wp:cNvGraphicFramePr>
+              <a:graphicFrameLocks xmlns:a="http://schemas.openxmlformats.org/drawingml/2006/main" noChangeAspect="1"/>
+            </wp:cNvGraphicFramePr>
+            <a:graphic xmlns:a="http://schemas.openxmlformats.org/drawingml/2006/main">
+              <a:graphicData uri="http://schemas.openxmlformats.org/drawingml/2006/picture">
+                <pic:pic xmlns:pic="http://schemas.openxmlformats.org/drawingml/2006/picture">
+                  <pic:nvPicPr>
+                    <pic:cNvPr id="0" name=""/>
+                    <pic:cNvPicPr/>
+                  </pic:nvPicPr>
+                  <pic:blipFill>
+                    <a:blip r:embed="rId18"/>
+                    <a:stretch>
+                      <a:fillRect/>
+                    </a:stretch>
+                  </pic:blipFill>
+                  <pic:spPr>
+                    <a:xfrm>
+                      <a:off x="0" y="0"/>
+                      <a:ext cx="5943600" cy="2548255"/>
+                    </a:xfrm>
+                    <a:prstGeom prst="rect">
+                      <a:avLst/>
+                    </a:prstGeom>
+                    <a:ln w="38100" cap="sq">
+                      <a:solidFill>
+                        <a:srgbClr val="000000"/>
+                      </a:solidFill>
+                      <a:prstDash val="solid"/>
+                      <a:miter lim="800000"/>
+                    </a:ln>
+                    <a:effectLst>
+                      <a:outerShdw blurRad="50800" dist="38100" dir="2700000" algn="tl" rotWithShape="0">
+                        <a:srgbClr val="000000">
+                          <a:alpha val="43000"/>
+                        </a:srgbClr>
+                      </a:outerShdw>
+                    </a:effectLst>
+                  </pic:spPr>
+                </pic:pic>
+              </a:graphicData>
+            </a:graphic>
+          </wp:inline>
+        </w:drawing>
+      </w:r>
+    </w:p>
+    <w:p>
+      <w:pPr>
+        <w:rPr>
+          <w:rFonts w:ascii="Century" w:hAnsi="Century"/>
+        </w:rPr>
+      </w:pPr>
+      <w:r>
+        <w:rPr>
+          <w:rFonts w:ascii="Century" w:hAnsi="Century"/>
+        </w:rPr>
+        <w:t>The page classes will extend the base class and use the reusable methods defined in the base class.</w:t>
+      </w:r>
+      <w:r>
+        <w:rPr>
+          <w:rFonts w:ascii="Century" w:hAnsi="Century"/>
+        </w:rPr>
+        <w:t xml:space="preserve"> We will pass the page elements as a string.</w:t>
+      </w:r>
+    </w:p>
+    <w:p>
+      <w:pPr>
+        <w:rPr>
+          <w:rFonts w:ascii="Century" w:hAnsi="Century"/>
+        </w:rPr>
+      </w:pPr>
+      <w:r>
+        <w:rPr>
+          <w:noProof/>
+        </w:rPr>
+        <w:drawing>
+          <wp:inline distT="0" distB="0" distL="0" distR="0" wp14:anchorId="0BA1E653" wp14:editId="70F14455">
+            <wp:extent cx="5943600" cy="3244215"/>
+            <wp:effectExtent l="76200" t="76200" r="133350" b="127635"/>
+            <wp:docPr id="17" name="Picture 17"/>
+            <wp:cNvGraphicFramePr>
+              <a:graphicFrameLocks xmlns:a="http://schemas.openxmlformats.org/drawingml/2006/main" noChangeAspect="1"/>
+            </wp:cNvGraphicFramePr>
+            <a:graphic xmlns:a="http://schemas.openxmlformats.org/drawingml/2006/main">
+              <a:graphicData uri="http://schemas.openxmlformats.org/drawingml/2006/picture">
+                <pic:pic xmlns:pic="http://schemas.openxmlformats.org/drawingml/2006/picture">
+                  <pic:nvPicPr>
+                    <pic:cNvPr id="0" name=""/>
+                    <pic:cNvPicPr/>
+                  </pic:nvPicPr>
+                  <pic:blipFill>
+                    <a:blip r:embed="rId19"/>
+                    <a:stretch>
+                      <a:fillRect/>
+                    </a:stretch>
+                  </pic:blipFill>
+                  <pic:spPr>
+                    <a:xfrm>
+                      <a:off x="0" y="0"/>
+                      <a:ext cx="5943600" cy="3244215"/>
+                    </a:xfrm>
+                    <a:prstGeom prst="rect">
+                      <a:avLst/>
+                    </a:prstGeom>
+                    <a:ln w="38100" cap="sq">
+                      <a:solidFill>
+                        <a:srgbClr val="000000"/>
+                      </a:solidFill>
+                      <a:prstDash val="solid"/>
+                      <a:miter lim="800000"/>
+                    </a:ln>
+                    <a:effectLst>
+                      <a:outerShdw blurRad="50800" dist="38100" dir="2700000" algn="tl" rotWithShape="0">
+                        <a:srgbClr val="000000">
+                          <a:alpha val="43000"/>
+                        </a:srgbClr>
+                      </a:outerShdw>
+                    </a:effectLst>
+                  </pic:spPr>
+                </pic:pic>
+              </a:graphicData>
+            </a:graphic>
+          </wp:inline>
+        </w:drawing>
+      </w:r>
+    </w:p>
+    <w:p>
+      <w:pPr>
+        <w:rPr>
+          <w:rFonts w:ascii="Century" w:hAnsi="Century"/>
+          <w:sz w:val="24"/>
+          <w:szCs w:val="24"/>
+          <w:highlight w:val="yellow"/>
+        </w:rPr>
+      </w:pPr>
+    </w:p>
+    <w:p>
+      <w:pPr>
+        <w:rPr>
+          <w:rFonts w:ascii="Century" w:hAnsi="Century"/>
+          <w:sz w:val="24"/>
+          <w:szCs w:val="24"/>
+          <w:highlight w:val="yellow"/>
+        </w:rPr>
+      </w:pPr>
+    </w:p>
+    <w:p>
+      <w:pPr>
+        <w:rPr>
+          <w:rFonts w:ascii="Century" w:hAnsi="Century"/>
+        </w:rPr>
+      </w:pPr>
+      <w:r>
+        <w:rPr>
+          <w:rFonts w:ascii="Century" w:hAnsi="Century"/>
+          <w:sz w:val="24"/>
+          <w:szCs w:val="24"/>
+          <w:highlight w:val="yellow"/>
+        </w:rPr>
+        <w:lastRenderedPageBreak/>
+        <w:t xml:space="preserve">Implementing locators </w:t>
+      </w:r>
+      <w:r>
+        <w:rPr>
+          <w:rFonts w:ascii="Century" w:hAnsi="Century"/>
+          <w:sz w:val="24"/>
+          <w:szCs w:val="24"/>
+          <w:highlight w:val="yellow"/>
+        </w:rPr>
+        <w:t>JSON</w:t>
+      </w:r>
+      <w:r>
+        <w:rPr>
+          <w:rFonts w:ascii="Century" w:hAnsi="Century"/>
+          <w:sz w:val="24"/>
+          <w:szCs w:val="24"/>
+          <w:highlight w:val="yellow"/>
+        </w:rPr>
+        <w:t xml:space="preserve"> file</w:t>
+      </w:r>
+      <w:r>
+        <w:rPr>
+          <w:rFonts w:ascii="Century" w:hAnsi="Century"/>
+        </w:rPr>
+        <w:t>:</w:t>
+      </w:r>
+    </w:p>
+    <w:p>
+      <w:pPr>
+        <w:rPr>
+          <w:rFonts w:ascii="Century" w:hAnsi="Century"/>
+        </w:rPr>
+      </w:pPr>
+      <w:r>
+        <w:rPr>
+          <w:rFonts w:ascii="Century" w:hAnsi="Century"/>
+        </w:rPr>
+        <w:t xml:space="preserve">We will segregate the page elements in the locators </w:t>
+      </w:r>
+      <w:proofErr w:type="spellStart"/>
+      <w:r>
+        <w:rPr>
+          <w:rFonts w:ascii="Century" w:hAnsi="Century"/>
+        </w:rPr>
+        <w:t>json</w:t>
+      </w:r>
+      <w:proofErr w:type="spellEnd"/>
+      <w:r>
+        <w:rPr>
+          <w:rFonts w:ascii="Century" w:hAnsi="Century"/>
+        </w:rPr>
+        <w:t xml:space="preserve"> file</w:t>
+      </w:r>
+      <w:r>
+        <w:rPr>
+          <w:rFonts w:ascii="Century" w:hAnsi="Century"/>
+        </w:rPr>
+        <w:t xml:space="preserve"> and will use them in the page class</w:t>
+      </w:r>
+      <w:r>
+        <w:rPr>
+          <w:rFonts w:ascii="Century" w:hAnsi="Century"/>
+        </w:rPr>
+        <w:t>.</w:t>
+      </w:r>
+    </w:p>
+    <w:p>
+      <w:pPr>
+        <w:rPr>
+          <w:rFonts w:ascii="Century" w:hAnsi="Century"/>
+        </w:rPr>
+      </w:pPr>
+      <w:r>
+        <w:rPr>
+          <w:noProof/>
+        </w:rPr>
+        <w:drawing>
+          <wp:inline distT="0" distB="0" distL="0" distR="0" wp14:anchorId="7287620A" wp14:editId="12CEA5A1">
+            <wp:extent cx="5943600" cy="2381250"/>
+            <wp:effectExtent l="76200" t="76200" r="133350" b="133350"/>
+            <wp:docPr id="19" name="Picture 19"/>
+            <wp:cNvGraphicFramePr>
+              <a:graphicFrameLocks xmlns:a="http://schemas.openxmlformats.org/drawingml/2006/main" noChangeAspect="1"/>
+            </wp:cNvGraphicFramePr>
+            <a:graphic xmlns:a="http://schemas.openxmlformats.org/drawingml/2006/main">
+              <a:graphicData uri="http://schemas.openxmlformats.org/drawingml/2006/picture">
+                <pic:pic xmlns:pic="http://schemas.openxmlformats.org/drawingml/2006/picture">
+                  <pic:nvPicPr>
+                    <pic:cNvPr id="0" name=""/>
+                    <pic:cNvPicPr/>
+                  </pic:nvPicPr>
+                  <pic:blipFill>
+                    <a:blip r:embed="rId20"/>
+                    <a:stretch>
+                      <a:fillRect/>
+                    </a:stretch>
+                  </pic:blipFill>
+                  <pic:spPr>
+                    <a:xfrm>
+                      <a:off x="0" y="0"/>
+                      <a:ext cx="5943600" cy="2381250"/>
+                    </a:xfrm>
+                    <a:prstGeom prst="rect">
+                      <a:avLst/>
+                    </a:prstGeom>
+                    <a:ln w="38100" cap="sq">
+                      <a:solidFill>
+                        <a:srgbClr val="000000"/>
+                      </a:solidFill>
+                      <a:prstDash val="solid"/>
+                      <a:miter lim="800000"/>
+                    </a:ln>
+                    <a:effectLst>
+                      <a:outerShdw blurRad="50800" dist="38100" dir="2700000" algn="tl" rotWithShape="0">
+                        <a:srgbClr val="000000">
+                          <a:alpha val="43000"/>
+                        </a:srgbClr>
+                      </a:outerShdw>
+                    </a:effectLst>
+                  </pic:spPr>
+                </pic:pic>
+              </a:graphicData>
+            </a:graphic>
+          </wp:inline>
+        </w:drawing>
+      </w:r>
+    </w:p>
+    <w:p>
+      <w:pPr>
+        <w:rPr>
+          <w:rFonts w:ascii="Century" w:hAnsi="Century"/>
+        </w:rPr>
+      </w:pPr>
+      <w:r>
+        <w:rPr>
+          <w:noProof/>
+        </w:rPr>
+        <w:drawing>
+          <wp:inline distT="0" distB="0" distL="0" distR="0" wp14:anchorId="49DD54BA" wp14:editId="162E7690">
+            <wp:extent cx="5943600" cy="3296920"/>
+            <wp:effectExtent l="76200" t="76200" r="133350" b="132080"/>
+            <wp:docPr id="20" name="Picture 20"/>
+            <wp:cNvGraphicFramePr>
+              <a:graphicFrameLocks xmlns:a="http://schemas.openxmlformats.org/drawingml/2006/main" noChangeAspect="1"/>
+            </wp:cNvGraphicFramePr>
+            <a:graphic xmlns:a="http://schemas.openxmlformats.org/drawingml/2006/main">
+              <a:graphicData uri="http://schemas.openxmlformats.org/drawingml/2006/picture">
+                <pic:pic xmlns:pic="http://schemas.openxmlformats.org/drawingml/2006/picture">
+                  <pic:nvPicPr>
+                    <pic:cNvPr id="0" name=""/>
+                    <pic:cNvPicPr/>
+                  </pic:nvPicPr>
+                  <pic:blipFill>
+                    <a:blip r:embed="rId21"/>
+                    <a:stretch>
+                      <a:fillRect/>
+                    </a:stretch>
+                  </pic:blipFill>
+                  <pic:spPr>
+                    <a:xfrm>
+                      <a:off x="0" y="0"/>
+                      <a:ext cx="5943600" cy="3296920"/>
+                    </a:xfrm>
+                    <a:prstGeom prst="rect">
+                      <a:avLst/>
+                    </a:prstGeom>
+                    <a:ln w="38100" cap="sq">
+                      <a:solidFill>
+                        <a:srgbClr val="000000"/>
+                      </a:solidFill>
+                      <a:prstDash val="solid"/>
+                      <a:miter lim="800000"/>
+                    </a:ln>
+                    <a:effectLst>
+                      <a:outerShdw blurRad="50800" dist="38100" dir="2700000" algn="tl" rotWithShape="0">
+                        <a:srgbClr val="000000">
+                          <a:alpha val="43000"/>
+                        </a:srgbClr>
+                      </a:outerShdw>
+                    </a:effectLst>
+                  </pic:spPr>
+                </pic:pic>
+              </a:graphicData>
+            </a:graphic>
+          </wp:inline>
+        </w:drawing>
+      </w:r>
+    </w:p>
+    <w:p>
+      <w:pPr>
+        <w:rPr>
+          <w:rFonts w:ascii="Century" w:hAnsi="Century"/>
+        </w:rPr>
+      </w:pPr>
+    </w:p>
+    <w:p>
+      <w:pPr>
+        <w:rPr>
+          <w:rFonts w:ascii="Century" w:hAnsi="Century"/>
+        </w:rPr>
+      </w:pPr>
+    </w:p>
+    <w:p>
+      <w:pPr>
+        <w:rPr>
+          <w:rFonts w:ascii="Century" w:hAnsi="Century"/>
+        </w:rPr>
+      </w:pPr>
+    </w:p>
+    <w:p>
+      <w:pPr>
+        <w:rPr>
+          <w:rFonts w:ascii="Century" w:hAnsi="Century"/>
+        </w:rPr>
+      </w:pPr>
+      <w:r>
+        <w:rPr>
+          <w:rFonts w:ascii="Century" w:hAnsi="Century"/>
+          <w:sz w:val="24"/>
+          <w:szCs w:val="24"/>
+          <w:highlight w:val="yellow"/>
+        </w:rPr>
+        <w:lastRenderedPageBreak/>
+        <w:t>Implementing Registration Page</w:t>
+      </w:r>
+      <w:r>
+        <w:rPr>
+          <w:rFonts w:ascii="Century" w:hAnsi="Century"/>
+        </w:rPr>
+        <w:t>:</w:t>
+      </w:r>
+    </w:p>
+    <w:p>
+      <w:pPr>
+        <w:rPr>
+          <w:rFonts w:ascii="Century" w:hAnsi="Century"/>
+        </w:rPr>
+      </w:pPr>
+      <w:bookmarkStart w:id="0" w:name="_GoBack"/>
       <w:bookmarkEnd w:id="0"/>
     </w:p>
-    <w:p/>
-    <w:p/>
-    <w:p/>
-    <w:p/>
-    <w:p/>
+    <w:p>
+      <w:pPr>
+        <w:rPr>
+          <w:rFonts w:ascii="Century" w:hAnsi="Century"/>
+        </w:rPr>
+      </w:pPr>
+    </w:p>
+    <w:p>
+      <w:pPr>
+        <w:rPr>
+          <w:rFonts w:ascii="Century" w:hAnsi="Century"/>
+        </w:rPr>
+      </w:pPr>
+    </w:p>
     <w:sectPr>
       <w:pgSz w:w="12240" w:h="15840"/>
       <w:pgMar w:top="1440" w:right="1440" w:bottom="1440" w:left="1440" w:header="720" w:footer="720" w:gutter="0"/>

--- a/typeScriptPlaywright/docs/6. Playwright Page Objects.docx
+++ b/typeScriptPlaywright/docs/6. Playwright Page Objects.docx
@@ -1657,6 +1657,190 @@
           <w:rFonts w:ascii="Century" w:hAnsi="Century"/>
         </w:rPr>
         <w:t>:</w:t>
+      </w:r>
+    </w:p>
+    <w:p>
+      <w:pPr>
+        <w:rPr>
+          <w:rFonts w:ascii="Century" w:hAnsi="Century"/>
+        </w:rPr>
+      </w:pPr>
+      <w:r>
+        <w:rPr>
+          <w:noProof/>
+        </w:rPr>
+        <w:drawing>
+          <wp:inline distT="0" distB="0" distL="0" distR="0" wp14:anchorId="76623472" wp14:editId="4A7BDE37">
+            <wp:extent cx="5896051" cy="3745383"/>
+            <wp:effectExtent l="76200" t="76200" r="123825" b="140970"/>
+            <wp:docPr id="4" name="Picture 4"/>
+            <wp:cNvGraphicFramePr>
+              <a:graphicFrameLocks xmlns:a="http://schemas.openxmlformats.org/drawingml/2006/main" noChangeAspect="1"/>
+            </wp:cNvGraphicFramePr>
+            <a:graphic xmlns:a="http://schemas.openxmlformats.org/drawingml/2006/main">
+              <a:graphicData uri="http://schemas.openxmlformats.org/drawingml/2006/picture">
+                <pic:pic xmlns:pic="http://schemas.openxmlformats.org/drawingml/2006/picture">
+                  <pic:nvPicPr>
+                    <pic:cNvPr id="0" name=""/>
+                    <pic:cNvPicPr/>
+                  </pic:nvPicPr>
+                  <pic:blipFill rotWithShape="1">
+                    <a:blip r:embed="rId22"/>
+                    <a:srcRect r="861" b="3918"/>
+                    <a:stretch/>
+                  </pic:blipFill>
+                  <pic:spPr bwMode="auto">
+                    <a:xfrm>
+                      <a:off x="0" y="0"/>
+                      <a:ext cx="5892424" cy="3743079"/>
+                    </a:xfrm>
+                    <a:prstGeom prst="rect">
+                      <a:avLst/>
+                    </a:prstGeom>
+                    <a:ln w="38100" cap="sq" cmpd="sng" algn="ctr">
+                      <a:solidFill>
+                        <a:srgbClr val="000000"/>
+                      </a:solidFill>
+                      <a:prstDash val="solid"/>
+                      <a:miter lim="800000"/>
+                      <a:headEnd type="none" w="med" len="med"/>
+                      <a:tailEnd type="none" w="med" len="med"/>
+                    </a:ln>
+                    <a:effectLst>
+                      <a:outerShdw blurRad="50800" dist="38100" dir="2700000" algn="tl" rotWithShape="0">
+                        <a:srgbClr val="000000">
+                          <a:alpha val="43000"/>
+                        </a:srgbClr>
+                      </a:outerShdw>
+                    </a:effectLst>
+                    <a:extLst>
+                      <a:ext uri="{53640926-AAD7-44D8-BBD7-CCE9431645EC}">
+                        <a14:shadowObscured xmlns:a14="http://schemas.microsoft.com/office/drawing/2010/main"/>
+                      </a:ext>
+                    </a:extLst>
+                  </pic:spPr>
+                </pic:pic>
+              </a:graphicData>
+            </a:graphic>
+          </wp:inline>
+        </w:drawing>
+      </w:r>
+    </w:p>
+    <w:p>
+      <w:pPr>
+        <w:rPr>
+          <w:rFonts w:ascii="Century" w:hAnsi="Century"/>
+        </w:rPr>
+      </w:pPr>
+      <w:r>
+        <w:rPr>
+          <w:noProof/>
+        </w:rPr>
+        <w:drawing>
+          <wp:inline distT="0" distB="0" distL="0" distR="0" wp14:anchorId="3E00D40B" wp14:editId="0A7F6FA6">
+            <wp:extent cx="5943600" cy="3481705"/>
+            <wp:effectExtent l="76200" t="76200" r="133350" b="137795"/>
+            <wp:docPr id="11" name="Picture 11"/>
+            <wp:cNvGraphicFramePr>
+              <a:graphicFrameLocks xmlns:a="http://schemas.openxmlformats.org/drawingml/2006/main" noChangeAspect="1"/>
+            </wp:cNvGraphicFramePr>
+            <a:graphic xmlns:a="http://schemas.openxmlformats.org/drawingml/2006/main">
+              <a:graphicData uri="http://schemas.openxmlformats.org/drawingml/2006/picture">
+                <pic:pic xmlns:pic="http://schemas.openxmlformats.org/drawingml/2006/picture">
+                  <pic:nvPicPr>
+                    <pic:cNvPr id="0" name=""/>
+                    <pic:cNvPicPr/>
+                  </pic:nvPicPr>
+                  <pic:blipFill>
+                    <a:blip r:embed="rId23"/>
+                    <a:stretch>
+                      <a:fillRect/>
+                    </a:stretch>
+                  </pic:blipFill>
+                  <pic:spPr>
+                    <a:xfrm>
+                      <a:off x="0" y="0"/>
+                      <a:ext cx="5943600" cy="3481705"/>
+                    </a:xfrm>
+                    <a:prstGeom prst="rect">
+                      <a:avLst/>
+                    </a:prstGeom>
+                    <a:ln w="38100" cap="sq">
+                      <a:solidFill>
+                        <a:srgbClr val="000000"/>
+                      </a:solidFill>
+                      <a:prstDash val="solid"/>
+                      <a:miter lim="800000"/>
+                    </a:ln>
+                    <a:effectLst>
+                      <a:outerShdw blurRad="50800" dist="38100" dir="2700000" algn="tl" rotWithShape="0">
+                        <a:srgbClr val="000000">
+                          <a:alpha val="43000"/>
+                        </a:srgbClr>
+                      </a:outerShdw>
+                    </a:effectLst>
+                  </pic:spPr>
+                </pic:pic>
+              </a:graphicData>
+            </a:graphic>
+          </wp:inline>
+        </w:drawing>
+      </w:r>
+    </w:p>
+    <w:p>
+      <w:pPr>
+        <w:rPr>
+          <w:rFonts w:ascii="Century" w:hAnsi="Century"/>
+        </w:rPr>
+      </w:pPr>
+      <w:r>
+        <w:rPr>
+          <w:rFonts w:ascii="Century" w:hAnsi="Century"/>
+          <w:sz w:val="28"/>
+          <w:szCs w:val="28"/>
+          <w:highlight w:val="yellow"/>
+        </w:rPr>
+        <w:lastRenderedPageBreak/>
+        <w:t>Implementing page fixtures</w:t>
+      </w:r>
+      <w:r>
+        <w:rPr>
+          <w:rFonts w:ascii="Century" w:hAnsi="Century"/>
+        </w:rPr>
+        <w:t>:</w:t>
+      </w:r>
+    </w:p>
+    <w:p>
+      <w:pPr>
+        <w:rPr>
+          <w:rFonts w:ascii="Century" w:hAnsi="Century"/>
+        </w:rPr>
+      </w:pPr>
+      <w:r>
+        <w:rPr>
+          <w:rFonts w:ascii="Century" w:hAnsi="Century"/>
+        </w:rPr>
+        <w:t>We will first create a new folder and name it fixtures.</w:t>
+      </w:r>
+      <w:r>
+        <w:rPr>
+          <w:rFonts w:ascii="Century" w:hAnsi="Century"/>
+        </w:rPr>
+        <w:t xml:space="preserve"> Within the folder we will create a new file called </w:t>
+      </w:r>
+      <w:proofErr w:type="spellStart"/>
+      <w:r>
+        <w:rPr>
+          <w:rFonts w:ascii="Century" w:hAnsi="Century"/>
+        </w:rPr>
+        <w:t>page_fixtures.ts</w:t>
+      </w:r>
+      <w:proofErr w:type="spellEnd"/>
+      <w:r>
+        <w:rPr>
+          <w:rFonts w:ascii="Century" w:hAnsi="Century"/>
+        </w:rPr>
+        <w:t>.</w:t>
       </w:r>
     </w:p>
     <w:p>

--- a/typeScriptPlaywright/docs/6. Playwright Page Objects.docx
+++ b/typeScriptPlaywright/docs/6. Playwright Page Objects.docx
@@ -1849,8 +1849,310 @@
           <w:rFonts w:ascii="Century" w:hAnsi="Century"/>
         </w:rPr>
       </w:pPr>
+      <w:r>
+        <w:rPr>
+          <w:rFonts w:ascii="Century" w:hAnsi="Century"/>
+        </w:rPr>
+        <w:t>Here we will import all the files we have</w:t>
+      </w:r>
+      <w:r>
+        <w:rPr>
+          <w:rFonts w:ascii="Century" w:hAnsi="Century"/>
+        </w:rPr>
+        <w:t xml:space="preserve"> that we will </w:t>
+      </w:r>
+      <w:r>
+        <w:rPr>
+          <w:rFonts w:ascii="Century" w:hAnsi="Century"/>
+        </w:rPr>
+        <w:t>need</w:t>
+      </w:r>
+      <w:r>
+        <w:rPr>
+          <w:rFonts w:ascii="Century" w:hAnsi="Century"/>
+        </w:rPr>
+        <w:t xml:space="preserve"> in our test cases</w:t>
+      </w:r>
+      <w:r>
+        <w:rPr>
+          <w:rFonts w:ascii="Century" w:hAnsi="Century"/>
+        </w:rPr>
+        <w:t>.</w:t>
+      </w:r>
+    </w:p>
+    <w:p>
+      <w:pPr>
+        <w:rPr>
+          <w:rFonts w:ascii="Century" w:hAnsi="Century"/>
+        </w:rPr>
+      </w:pPr>
+      <w:r>
+        <w:rPr>
+          <w:rFonts w:ascii="Century" w:hAnsi="Century"/>
+        </w:rPr>
+        <w:t>We will declare the page we have created so far and create a constructor.</w:t>
+      </w:r>
+    </w:p>
+    <w:p>
+      <w:pPr>
+        <w:rPr>
+          <w:rFonts w:ascii="Century" w:hAnsi="Century"/>
+        </w:rPr>
+      </w:pPr>
+      <w:r>
+        <w:rPr>
+          <w:noProof/>
+        </w:rPr>
+        <w:drawing>
+          <wp:inline distT="0" distB="0" distL="0" distR="0" wp14:anchorId="0BB98664" wp14:editId="3A393210">
+            <wp:extent cx="4272077" cy="3269690"/>
+            <wp:effectExtent l="76200" t="76200" r="128905" b="140335"/>
+            <wp:docPr id="15" name="Picture 15"/>
+            <wp:cNvGraphicFramePr>
+              <a:graphicFrameLocks xmlns:a="http://schemas.openxmlformats.org/drawingml/2006/main" noChangeAspect="1"/>
+            </wp:cNvGraphicFramePr>
+            <a:graphic xmlns:a="http://schemas.openxmlformats.org/drawingml/2006/main">
+              <a:graphicData uri="http://schemas.openxmlformats.org/drawingml/2006/picture">
+                <pic:pic xmlns:pic="http://schemas.openxmlformats.org/drawingml/2006/picture">
+                  <pic:nvPicPr>
+                    <pic:cNvPr id="0" name=""/>
+                    <pic:cNvPicPr/>
+                  </pic:nvPicPr>
+                  <pic:blipFill>
+                    <a:blip r:embed="rId24"/>
+                    <a:stretch>
+                      <a:fillRect/>
+                    </a:stretch>
+                  </pic:blipFill>
+                  <pic:spPr>
+                    <a:xfrm>
+                      <a:off x="0" y="0"/>
+                      <a:ext cx="4273414" cy="3270713"/>
+                    </a:xfrm>
+                    <a:prstGeom prst="rect">
+                      <a:avLst/>
+                    </a:prstGeom>
+                    <a:ln w="38100" cap="sq">
+                      <a:solidFill>
+                        <a:srgbClr val="000000"/>
+                      </a:solidFill>
+                      <a:prstDash val="solid"/>
+                      <a:miter lim="800000"/>
+                    </a:ln>
+                    <a:effectLst>
+                      <a:outerShdw blurRad="50800" dist="38100" dir="2700000" algn="tl" rotWithShape="0">
+                        <a:srgbClr val="000000">
+                          <a:alpha val="43000"/>
+                        </a:srgbClr>
+                      </a:outerShdw>
+                    </a:effectLst>
+                  </pic:spPr>
+                </pic:pic>
+              </a:graphicData>
+            </a:graphic>
+          </wp:inline>
+        </w:drawing>
+      </w:r>
+    </w:p>
+    <w:p>
+      <w:pPr>
+        <w:rPr>
+          <w:rFonts w:ascii="Century" w:hAnsi="Century"/>
+        </w:rPr>
+      </w:pPr>
+      <w:r>
+        <w:rPr>
+          <w:rFonts w:ascii="Century" w:hAnsi="Century"/>
+        </w:rPr>
+        <w:t xml:space="preserve">Then under </w:t>
+      </w:r>
+      <w:proofErr w:type="spellStart"/>
+      <w:r>
+        <w:rPr>
+          <w:rFonts w:ascii="Century" w:hAnsi="Century"/>
+        </w:rPr>
+        <w:t>utils</w:t>
+      </w:r>
+      <w:proofErr w:type="spellEnd"/>
+      <w:r>
+        <w:rPr>
+          <w:rFonts w:ascii="Century" w:hAnsi="Century"/>
+        </w:rPr>
+        <w:t xml:space="preserve"> folder we will create a file called </w:t>
+      </w:r>
+      <w:proofErr w:type="spellStart"/>
+      <w:r>
+        <w:rPr>
+          <w:rFonts w:ascii="Century" w:hAnsi="Century"/>
+        </w:rPr>
+        <w:t>test_base.ts</w:t>
+      </w:r>
+      <w:proofErr w:type="spellEnd"/>
+      <w:r>
+        <w:rPr>
+          <w:rFonts w:ascii="Century" w:hAnsi="Century"/>
+        </w:rPr>
+        <w:t>.</w:t>
+      </w:r>
+    </w:p>
+    <w:p>
+      <w:pPr>
+        <w:rPr>
+          <w:rFonts w:ascii="Century" w:hAnsi="Century"/>
+        </w:rPr>
+      </w:pPr>
+      <w:r>
+        <w:rPr>
+          <w:noProof/>
+        </w:rPr>
+        <w:drawing>
+          <wp:inline distT="0" distB="0" distL="0" distR="0" wp14:anchorId="40AEC9E9" wp14:editId="0C84C750">
+            <wp:extent cx="4045306" cy="2463577"/>
+            <wp:effectExtent l="76200" t="76200" r="127000" b="127635"/>
+            <wp:docPr id="21" name="Picture 21"/>
+            <wp:cNvGraphicFramePr>
+              <a:graphicFrameLocks xmlns:a="http://schemas.openxmlformats.org/drawingml/2006/main" noChangeAspect="1"/>
+            </wp:cNvGraphicFramePr>
+            <a:graphic xmlns:a="http://schemas.openxmlformats.org/drawingml/2006/main">
+              <a:graphicData uri="http://schemas.openxmlformats.org/drawingml/2006/picture">
+                <pic:pic xmlns:pic="http://schemas.openxmlformats.org/drawingml/2006/picture">
+                  <pic:nvPicPr>
+                    <pic:cNvPr id="0" name=""/>
+                    <pic:cNvPicPr/>
+                  </pic:nvPicPr>
+                  <pic:blipFill>
+                    <a:blip r:embed="rId25"/>
+                    <a:stretch>
+                      <a:fillRect/>
+                    </a:stretch>
+                  </pic:blipFill>
+                  <pic:spPr>
+                    <a:xfrm>
+                      <a:off x="0" y="0"/>
+                      <a:ext cx="4048250" cy="2465370"/>
+                    </a:xfrm>
+                    <a:prstGeom prst="rect">
+                      <a:avLst/>
+                    </a:prstGeom>
+                    <a:ln w="38100" cap="sq">
+                      <a:solidFill>
+                        <a:srgbClr val="000000"/>
+                      </a:solidFill>
+                      <a:prstDash val="solid"/>
+                      <a:miter lim="800000"/>
+                    </a:ln>
+                    <a:effectLst>
+                      <a:outerShdw blurRad="50800" dist="38100" dir="2700000" algn="tl" rotWithShape="0">
+                        <a:srgbClr val="000000">
+                          <a:alpha val="43000"/>
+                        </a:srgbClr>
+                      </a:outerShdw>
+                    </a:effectLst>
+                  </pic:spPr>
+                </pic:pic>
+              </a:graphicData>
+            </a:graphic>
+          </wp:inline>
+        </w:drawing>
+      </w:r>
+    </w:p>
+    <w:p>
+      <w:pPr>
+        <w:rPr>
+          <w:rFonts w:ascii="Century" w:hAnsi="Century"/>
+        </w:rPr>
+      </w:pPr>
+      <w:r>
+        <w:rPr>
+          <w:rFonts w:ascii="Century" w:hAnsi="Century"/>
+        </w:rPr>
+        <w:lastRenderedPageBreak/>
+        <w:t>Now we will use the test fixtures in our test.</w:t>
+      </w:r>
+    </w:p>
+    <w:p>
+      <w:pPr>
+        <w:rPr>
+          <w:rFonts w:ascii="Century" w:hAnsi="Century"/>
+        </w:rPr>
+      </w:pPr>
       <w:bookmarkStart w:id="0" w:name="_GoBack"/>
+      <w:r>
+        <w:rPr>
+          <w:noProof/>
+        </w:rPr>
+        <w:drawing>
+          <wp:inline distT="0" distB="0" distL="0" distR="0" wp14:anchorId="047E00B2" wp14:editId="5B71AF10">
+            <wp:extent cx="5943600" cy="5375275"/>
+            <wp:effectExtent l="76200" t="76200" r="133350" b="130175"/>
+            <wp:docPr id="22" name="Picture 22"/>
+            <wp:cNvGraphicFramePr>
+              <a:graphicFrameLocks xmlns:a="http://schemas.openxmlformats.org/drawingml/2006/main" noChangeAspect="1"/>
+            </wp:cNvGraphicFramePr>
+            <a:graphic xmlns:a="http://schemas.openxmlformats.org/drawingml/2006/main">
+              <a:graphicData uri="http://schemas.openxmlformats.org/drawingml/2006/picture">
+                <pic:pic xmlns:pic="http://schemas.openxmlformats.org/drawingml/2006/picture">
+                  <pic:nvPicPr>
+                    <pic:cNvPr id="0" name=""/>
+                    <pic:cNvPicPr/>
+                  </pic:nvPicPr>
+                  <pic:blipFill>
+                    <a:blip r:embed="rId26"/>
+                    <a:stretch>
+                      <a:fillRect/>
+                    </a:stretch>
+                  </pic:blipFill>
+                  <pic:spPr>
+                    <a:xfrm>
+                      <a:off x="0" y="0"/>
+                      <a:ext cx="5943600" cy="5375275"/>
+                    </a:xfrm>
+                    <a:prstGeom prst="rect">
+                      <a:avLst/>
+                    </a:prstGeom>
+                    <a:ln w="38100" cap="sq">
+                      <a:solidFill>
+                        <a:srgbClr val="000000"/>
+                      </a:solidFill>
+                      <a:prstDash val="solid"/>
+                      <a:miter lim="800000"/>
+                    </a:ln>
+                    <a:effectLst>
+                      <a:outerShdw blurRad="50800" dist="38100" dir="2700000" algn="tl" rotWithShape="0">
+                        <a:srgbClr val="000000">
+                          <a:alpha val="43000"/>
+                        </a:srgbClr>
+                      </a:outerShdw>
+                    </a:effectLst>
+                  </pic:spPr>
+                </pic:pic>
+              </a:graphicData>
+            </a:graphic>
+          </wp:inline>
+        </w:drawing>
+      </w:r>
       <w:bookmarkEnd w:id="0"/>
+    </w:p>
+    <w:p>
+      <w:pPr>
+        <w:rPr>
+          <w:rFonts w:ascii="Century" w:hAnsi="Century"/>
+        </w:rPr>
+      </w:pPr>
+    </w:p>
+    <w:p>
+      <w:pPr>
+        <w:rPr>
+          <w:rFonts w:ascii="Century" w:hAnsi="Century"/>
+        </w:rPr>
+      </w:pPr>
+    </w:p>
+    <w:p>
+      <w:pPr>
+        <w:rPr>
+          <w:rFonts w:ascii="Century" w:hAnsi="Century"/>
+        </w:rPr>
+      </w:pPr>
     </w:p>
     <w:p>
       <w:pPr>
